--- a/docs/entrevistas/Entrevista E08.docx
+++ b/docs/entrevistas/Entrevista E08.docx
@@ -15,7 +15,7 @@
           <w:szCs w:val="30"/>
           <w:rtl w:val="0"/>
         </w:rPr>
-        <w:t xml:space="preserve">Y.40</w:t>
+        <w:t xml:space="preserve">E08</w:t>
       </w:r>
       <w:r>
         <w:rPr>
@@ -1585,7 +1585,7 @@
           <w:szCs w:val="21"/>
           <w:rtl w:val="0"/>
         </w:rPr>
-        <w:t xml:space="preserve">← HALLAZGO. Coincide con C.57 por otra vía.</w:t>
+        <w:t xml:space="preserve">← HALLAZGO. Coincide con E10 por otra vía.</w:t>
       </w:r>
       <w:r>
         <w:rPr>
@@ -2539,7 +2539,7 @@
           <w:szCs w:val="21"/>
           <w:rtl w:val="0"/>
         </w:rPr>
-        <w:t xml:space="preserve">→ Segundo caso en contra de H6, pero por razón distinta a C.57: aquí es capacidad, allá era evitar la conversación. Distinguir en el análisis.</w:t>
+        <w:t xml:space="preserve">→ Segundo caso en contra de H6, pero por razón distinta a E10: aquí es capacidad, allá era evitar la conversación. Distinguir en el análisis.</w:t>
       </w:r>
       <w:r>
         <w:rPr>

--- a/docs/entrevistas/Entrevista E08.docx
+++ b/docs/entrevistas/Entrevista E08.docx
@@ -195,7 +195,7 @@
           <w:szCs w:val="21"/>
           <w:rtl w:val="0"/>
         </w:rPr>
-        <w:t xml:space="preserve">Tiempo: dx hace 4 años, pero "hace unos dos y medio que es distinto" ← distingue diagnóstico de carga efectiva. Ajustar la P2, mide mal.</w:t>
+        <w:t xml:space="preserve">Tiempo: lo saben hace 4 años, pero "hace unos dos y medio que es distinto" ← distingue el inicio formal de la carga efectiva. Ajustar la P2, mide mal.</w:t>
       </w:r>
       <w:r>
         <w:rPr>
@@ -2730,13 +2730,13 @@
           <w:szCs w:val="21"/>
           <w:rtl w:val="0"/>
         </w:rPr>
-        <w:t xml:space="preserve">P34 — </w:t>
-      </w:r>
-      <w:r>
-        <w:rPr>
-          <w:rtl w:val="0"/>
-        </w:rPr>
-        <w:t xml:space="preserve">Yo la contacto, su madre es antigua paciente mía.</w:t>
+        <w:t xml:space="preserve">P34 — Yo la contacto, contacto de mi red profesional.</w:t>
+      </w:r>
+      <w:r>
+        <w:rPr>
+          <w:rtl w:val="0"/>
+        </w:rPr>
+        <w:t xml:space="preserve"/>
       </w:r>
     </w:p>
     <w:p>
@@ -3298,13 +3298,13 @@
           <w:szCs w:val="21"/>
           <w:rtl w:val="0"/>
         </w:rPr>
-        <w:t xml:space="preserve">· Cómo se llegó a esta persona: </w:t>
-      </w:r>
-      <w:r>
-        <w:rPr>
-          <w:rtl w:val="0"/>
-        </w:rPr>
-        <w:t xml:space="preserve">Su madre a quien cuida es antigua paciente mía.</w:t>
+        <w:t xml:space="preserve">· Cómo se llegó a esta persona: contacto de mi red profesional.</w:t>
+      </w:r>
+      <w:r>
+        <w:rPr>
+          <w:rtl w:val="0"/>
+        </w:rPr>
+        <w:t xml:space="preserve"/>
       </w:r>
     </w:p>
     <w:sectPr>
